--- a/SDA_Course_Info.docx
+++ b/SDA_Course_Info.docx
@@ -192,7 +192,7 @@
               <w:jc w:val="left"/>
             </w:pPr>
             <w:r>
-              <w:t xml:space="preserve">Алгоритми обходу двовимірних масивів (матриць)</w:t>
+              <w:t xml:space="preserve">Стеки та черги</w:t>
             </w:r>
           </w:p>
         </w:tc>
